--- a/Policy/03_Cerrado_DO_Agronegocio.docx
+++ b/Policy/03_Cerrado_DO_Agronegocio.docx
@@ -195,7 +195,7 @@
               <w:rPr>
                 <w:sz w:val="17"/>
               </w:rPr>
-              <w:t>15414.700731/2020-58 (fictício)</w:t>
+              <w:t>15414.700731/2020-58</w:t>
             </w:r>
           </w:p>
         </w:tc>
@@ -454,7 +454,7 @@
               <w:rPr>
                 <w:sz w:val="17"/>
               </w:rPr>
-              <w:t>Safra Grande Corretora de Seguros Ltda. – SUSEP nº 200558316 (fictício)</w:t>
+              <w:t>Safra Grande Corretora de Seguros Ltda. – SUSEP nº 200558316</w:t>
             </w:r>
           </w:p>
         </w:tc>
@@ -513,7 +513,7 @@
           <w:b/>
           <w:color w:val="3B4A5A"/>
         </w:rPr>
-        <w:t>Quadro 0 – Limite, moeda e prêmio</w:t>
+        <w:t>Quadro 1 – Limite, moeda e prêmio</w:t>
       </w:r>
     </w:p>
     <w:tbl>
@@ -816,7 +816,7 @@
           <w:b/>
           <w:color w:val="3B4A5A"/>
         </w:rPr>
-        <w:t>Quadro 1 – Limite Máximo de Garantia, coberturas e sublimites</w:t>
+        <w:t>Quadro 2 – Limite Máximo de Garantia, coberturas e sublimites</w:t>
       </w:r>
     </w:p>
     <w:tbl>
@@ -3360,7 +3360,7 @@
           <w:b/>
           <w:color w:val="3B4A5A"/>
         </w:rPr>
-        <w:t>Quadro 2 – Franquias, retenção e participação obrigatória</w:t>
+        <w:t>Quadro 3 – Franquias, retenção e participação obrigatória</w:t>
       </w:r>
     </w:p>
     <w:tbl>
@@ -3589,7 +3589,7 @@
           <w:b/>
           <w:color w:val="3B4A5A"/>
         </w:rPr>
-        <w:t>Quadro 3 – Segurados</w:t>
+        <w:t>Quadro 4 – Segurados</w:t>
       </w:r>
     </w:p>
     <w:tbl>
@@ -3818,7 +3818,7 @@
           <w:b/>
           <w:color w:val="3B4A5A"/>
         </w:rPr>
-        <w:t>Quadro 4 – Subsidiárias cobertas</w:t>
+        <w:t>Quadro 5 – Subsidiárias cobertas</w:t>
       </w:r>
     </w:p>
     <w:tbl>
@@ -3973,7 +3973,7 @@
           <w:b/>
           <w:color w:val="3B4A5A"/>
         </w:rPr>
-        <w:t>Quadro 5 – Retroatividade, prazos, território e notificação</w:t>
+        <w:t>Quadro 6 – Retroatividade, prazos, território e notificação</w:t>
       </w:r>
     </w:p>
     <w:tbl>
@@ -4181,7 +4181,7 @@
               <w:rPr>
                 <w:sz w:val="17"/>
               </w:rPr>
-              <w:t>Brasil e Paraguai (onde o Tomador possua Subsidiária indicada no Quadro 4).</w:t>
+              <w:t>Brasil e Paraguai (onde o Tomador possua Subsidiária indicada no Quadro 5).</w:t>
             </w:r>
           </w:p>
         </w:tc>
@@ -4321,7 +4321,7 @@
         <w:jc w:val="both"/>
       </w:pPr>
       <w:r>
-        <w:t>Condições Gerais do Seguro de Responsabilidade Civil de Administradores e Diretores (D&amp;O), Processo SUSEP nº 15414.700731/2020-58 (fictício).</w:t>
+        <w:t>Condições Gerais do Seguro de Responsabilidade Civil de Administradores e Diretores (D&amp;O), Processo SUSEP nº 15414.700731/2020-58.</w:t>
       </w:r>
     </w:p>
     <w:p>
@@ -4427,7 +4427,7 @@
         <w:t xml:space="preserve">2.3  </w:t>
       </w:r>
       <w:r>
-        <w:t>“Subsidiária”: sociedade em que o Tomador detenha, direta ou indiretamente, mais de 50% (cinquenta por cento) do capital votante, ou o poder de eleger a maioria dos administradores, indicada no Quadro 4 ou incluída por endosso.</w:t>
+        <w:t>“Subsidiária”: sociedade em que o Tomador detenha, direta ou indiretamente, mais de 50% (cinquenta por cento) do capital votante, ou o poder de eleger a maioria dos administradores, indicada no Quadro 5 ou incluída por endosso.</w:t>
       </w:r>
     </w:p>
     <w:p>
@@ -4442,7 +4442,7 @@
         <w:t xml:space="preserve">2.4  </w:t>
       </w:r>
       <w:r>
-        <w:t>“Segurado”: as pessoas físicas indicadas no Quadro 3, presentes, passadas ou futuras, que exerçam ou tenham exercido cargo de administração, em conselho, comitê estatutário ou função de gestão com poderes de representação no Tomador ou em Subsidiária, inclusive, quando previsto, o espólio e os herdeiros.</w:t>
+        <w:t>“Segurado”: as pessoas físicas indicadas no Quadro 4, presentes, passadas ou futuras, que exerçam ou tenham exercido cargo de administração, em conselho, comitê estatutário ou função de gestão com poderes de representação no Tomador ou em Subsidiária, inclusive, quando previsto, o espólio e os herdeiros.</w:t>
       </w:r>
     </w:p>
     <w:p>
@@ -4577,7 +4577,7 @@
         <w:t xml:space="preserve">2.13  </w:t>
       </w:r>
       <w:r>
-        <w:t>“Franquia”: parcela das Perdas que fica a cargo do Tomador ou do Segurado, deduzida de cada Reclamação, conforme o Quadro 2.</w:t>
+        <w:t>“Franquia”: parcela das Perdas que fica a cargo do Tomador ou do Segurado, deduzida de cada Reclamação, conforme o Quadro 3.</w:t>
       </w:r>
     </w:p>
     <w:p>
@@ -4652,7 +4652,7 @@
         <w:t xml:space="preserve">2.18  </w:t>
       </w:r>
       <w:r>
-        <w:t>“Prazo Suplementar”: extensão contratável do período de apresentação de Reclamações após o fim da vigência, nas condições do Quadro 5.</w:t>
+        <w:t>“Prazo Suplementar”: extensão contratável do período de apresentação de Reclamações após o fim da vigência, nas condições do Quadro 6.</w:t>
       </w:r>
     </w:p>
     <w:p>
@@ -4690,7 +4690,7 @@
         <w:t xml:space="preserve">3.2  </w:t>
       </w:r>
       <w:r>
-        <w:t>Cobertura B – Reembolso à Sociedade. A Seguradora reembolsará ao Tomador as Perdas que este, na forma da lei ou de seu estatuto, tenha pago ou adiantado em nome do Segurado em razão de Reclamação coberta (Side B), aplicada a franquia do Quadro 2.</w:t>
+        <w:t>Cobertura B – Reembolso à Sociedade. A Seguradora reembolsará ao Tomador as Perdas que este, na forma da lei ou de seu estatuto, tenha pago ou adiantado em nome do Segurado em razão de Reclamação coberta (Side B), aplicada a franquia do Quadro 3.</w:t>
       </w:r>
     </w:p>
     <w:p>
@@ -4728,7 +4728,7 @@
         <w:t xml:space="preserve">4.1  </w:t>
       </w:r>
       <w:r>
-        <w:t>Adiantamento de Custos de Defesa. A Seguradora adiantará, à medida que forem incorridos e em até 30 (trinta) dias da apresentação da documentação, os Custos de Defesa razoáveis do Segurado em Reclamação que possa ser coberta. Os Custos de Defesa são pagos em adição ao LMG, dentro do valor indicado no Quadro 1.</w:t>
+        <w:t>Adiantamento de Custos de Defesa. A Seguradora adiantará, à medida que forem incorridos e em até 30 (trinta) dias da apresentação da documentação, os Custos de Defesa razoáveis do Segurado em Reclamação que possa ser coberta. Os Custos de Defesa são pagos em adição ao LMG, dentro do valor indicado no Quadro 2.</w:t>
       </w:r>
     </w:p>
     <w:p>
@@ -4871,7 +4871,7 @@
         <w:t xml:space="preserve">5.1  </w:t>
       </w:r>
       <w:r>
-        <w:t>Sujeitas ao LMG, às Franquias e às exclusões destas Condições Gerais, estão contratadas as extensões abaixo, nos limites do Quadro 1. Sublimites integram o LMG e não são adicionais a ele.</w:t>
+        <w:t>Sujeitas ao LMG, às Franquias e às exclusões destas Condições Gerais, estão contratadas as extensões abaixo, nos limites do Quadro 2. Sublimites integram o LMG e não são adicionais a ele.</w:t>
       </w:r>
     </w:p>
     <w:p>
@@ -4976,7 +4976,7 @@
         <w:t xml:space="preserve">5.8  </w:t>
       </w:r>
       <w:r>
-        <w:t>Responsabilidade Tributária e Previdenciária. Estão cobertas as Reclamações que atribuam ao Segurado responsabilidade pessoal por tributos e contribuições não recolhidos pelo Tomador (arts. 135 do Código Tributário Nacional e 50 do Código Civil), limitada ao sublimite de R$ 5.000.000,00, que integra e não se soma ao LMG. O tributo em si, seus acréscimos e a multa fiscal ficam excluídos, salvo se expressamente indicados no Quadro 1.</w:t>
+        <w:t>Responsabilidade Tributária e Previdenciária. Estão cobertas as Reclamações que atribuam ao Segurado responsabilidade pessoal por tributos e contribuições não recolhidos pelo Tomador (arts. 135 do Código Tributário Nacional e 50 do Código Civil), limitada ao sublimite de R$ 5.000.000,00, que integra e não se soma ao LMG. O tributo em si, seus acréscimos e a multa fiscal ficam excluídos, salvo se expressamente indicados no Quadro 2.</w:t>
       </w:r>
     </w:p>
     <w:p>
@@ -5254,7 +5254,7 @@
         <w:t xml:space="preserve">6.2  </w:t>
       </w:r>
       <w:r>
-        <w:t>Sublimites, quando indicados no Quadro 1, são agregados por vigência, integram o LMG e não se somam a ele. O pagamento de um sublimite erode o LMG.</w:t>
+        <w:t>Sublimites, quando indicados no Quadro 2, são agregados por vigência, integram o LMG e não se somam a ele. O pagamento de um sublimite erode o LMG.</w:t>
       </w:r>
     </w:p>
     <w:p>
@@ -5269,7 +5269,7 @@
         <w:t xml:space="preserve">6.3  </w:t>
       </w:r>
       <w:r>
-        <w:t>A Franquia do Quadro 2 é deduzida de cada Reclamação. Quando mais de uma Franquia for aplicável a um mesmo Sinistro, prevalecerá a maior. Não se aplica Franquia aos Custos de Defesa da Cobertura A.</w:t>
+        <w:t>A Franquia do Quadro 3 é deduzida de cada Reclamação. Quando mais de uma Franquia for aplicável a um mesmo Sinistro, prevalecerá a maior. Não se aplica Franquia aos Custos de Defesa da Cobertura A.</w:t>
       </w:r>
     </w:p>
     <w:p>
@@ -5435,7 +5435,7 @@
         <w:t xml:space="preserve">8.1  </w:t>
       </w:r>
       <w:r>
-        <w:t>A cobertura vale no Brasil e nos países do Mercosul em que o Tomador possua Subsidiária indicada no Quadro 4, para Reclamações apresentadas nesses territórios. Fora deles, não há cobertura.</w:t>
+        <w:t>A cobertura vale no Brasil e nos países do Mercosul em que o Tomador possua Subsidiária indicada no Quadro 5, para Reclamações apresentadas nesses territórios. Fora deles, não há cobertura.</w:t>
       </w:r>
     </w:p>
     <w:p>
@@ -6195,7 +6195,7 @@
         <w:jc w:val="both"/>
       </w:pPr>
       <w:r>
-        <w:t>Aplica-se ao evento súbito a Franquia de R$ 300.000,00 do Quadro 2.</w:t>
+        <w:t>Aplica-se ao evento súbito a Franquia de R$ 300.000,00 do Quadro 3.</w:t>
       </w:r>
     </w:p>
     <w:p>
@@ -6220,6 +6220,15 @@
       </w:pPr>
       <w:r>
         <w:t>Local e data: Goiânia, 18/09/2026. Cerrado Riscos Corporativos S.A. – Diretoria Técnica. Corretor: Safra Grande Corretora de Seguros Ltda..</w:t>
+      </w:r>
+    </w:p>
+    <w:p>
+      <w:r>
+        <w:rPr>
+          <w:color w:val="3B4A5A"/>
+          <w:sz w:val="16"/>
+        </w:rPr>
+        <w:t>Nota final: esta apólice é fictícia e não tem valor contratual; foi criada apenas para testes do ClauseAI.</w:t>
       </w:r>
     </w:p>
     <w:sectPr>
@@ -6245,7 +6254,7 @@
       <w:rPr>
         <w:sz w:val="16"/>
       </w:rPr>
-      <w:t xml:space="preserve">Cerrado Riscos Corporativos S.A. · Apólice nº CER-0351-2026-000731 · Documento fictício · Página </w:t>
+      <w:t xml:space="preserve">Cerrado Riscos Corporativos S.A. · Apólice nº CER-0351-2026-000731 · Página </w:t>
     </w:r>
     <w:r>
       <w:rPr>
